--- a/pentru-editori/00-comun/Decizii-structurale-comune.docx
+++ b/pentru-editori/00-comun/Decizii-structurale-comune.docx
@@ -18,7 +18,7 @@
         <w:rPr>
           <w:i/>
         </w:rPr>
-        <w:t>Acest memo însoțește pachetele de review pe capitol. Conține doar deciziile structurale/organizatorice care traversează capitolele — nu conținut clinic specific. Doar de citit, nu necesită completare.</w:t>
+        <w:t>Decizii organizatorice comune tuturor capitolelor. Doar de citit.</w:t>
       </w:r>
     </w:p>
     <w:p>
@@ -29,12 +29,12 @@
         <w:rPr>
           <w:color w:val="1C5D8C"/>
         </w:rPr>
-        <w:t>Radiologie intervențională — un singur capitol pentru proceduri</w:t>
+        <w:t>Radiologie intervențională — capitol unic pentru proceduri</w:t>
       </w:r>
     </w:p>
     <w:p>
       <w:r>
-        <w:t>Tot ce e intervențional (biopsii, embolizări, drenaje, angiografii terapeutice) a fost adunat într-un singur capitol nou, „Radiologie intervențională”, organizat pe aparate/sisteme. Nu mai apare împrăștiat prin capitolele diagnostice.</w:t>
+        <w:t>Tot ce e intervențional (biopsii, embolizări, drenaje, angiografii terapeutice) e consolidat în capitolul „Radiologie intervențională”, pe aparate/sisteme.</w:t>
       </w:r>
     </w:p>
     <w:p>
@@ -50,7 +50,7 @@
     </w:p>
     <w:p>
       <w:r>
-        <w:t>Intervenționalul mamar (biopsie percutanată, biopsie ganglionară axilară, localizare preoperatorie, drenaj de abces) rămâne în capitolul „Sân”, lângă restul workup-ului senologic — nu s-a mutat la Radiologie intervențională. Senologia e tratată ca specialitate proprie.</w:t>
+        <w:t>Intervenționalul mamar (biopsie percutanată, biopsie ganglionară axilară, localizare preoperatorie, drenaj de abces) rămâne în capitolul „Sân”.</w:t>
       </w:r>
     </w:p>
     <w:p>
@@ -66,7 +66,7 @@
     </w:p>
     <w:p>
       <w:r>
-        <w:t>ERCP rămâne în capitolul de origine (nu la Radiologie intervențională), deși are și rol terapeutic (sfincterotomie, extragere de calculi, stentare) — marcat „Terapeutic = Da”.</w:t>
+        <w:t>ERCP rămâne în capitolul de origine, marcat „Terapeutic = Da”.</w:t>
       </w:r>
     </w:p>
     <w:p>
@@ -82,7 +82,7 @@
     </w:p>
     <w:p>
       <w:r>
-        <w:t>Deși e determinat de malignitate, cancerul de sân (diagnostic, stadializare, urmărire) nu a fost mutat la capitolul „Cancer” — rămâne în „Sân”, subcapitolul „Cancer de sân”, analog excepției ERCP.</w:t>
+        <w:t>Nu e mutat la capitolul „Cancer” — rămâne în „Sân”, subcapitolul „Cancer de sân”.</w:t>
       </w:r>
     </w:p>
     <w:p>
@@ -98,7 +98,7 @@
     </w:p>
     <w:p>
       <w:r>
-        <w:t>Marchează dacă o investigație/procedură are și rol terapeutic, chiar dacă e și diagnostică (ex. embolizare, ablație, drenaj = Da; biopsie, angiografie diagnostică = Nu). Gol doar la rândurile-placeholder.</w:t>
+        <w:t>Da = rol terapeutic, chiar dacă e și diagnostic (ex. embolizare, ablație, drenaj = Da; biopsie, angiografie diagnostică = Nu).</w:t>
       </w:r>
     </w:p>
     <w:p>
@@ -109,12 +109,12 @@
         <w:rPr>
           <w:color w:val="1C5D8C"/>
         </w:rPr>
-        <w:t>Numerotarea rândurilor (NR.CRT) nu are semnificație clinică</w:t>
+        <w:t>NR.CRT nu are semnificație clinică</w:t>
       </w:r>
     </w:p>
     <w:p>
       <w:r>
-        <w:t>E doar un identificator secvențial de rând; a fost renumerotat de mai multe ori în timpul revizuirii și poate diferi de numerele din ediția pe care o cunoașteți. Vă rugăm să vă referiți la rânduri prin „Capitol + Situație clinică”, nu prin numărul curent.</w:t>
+        <w:t>Identificator secvențial de rând, renumerotat pe parcursul revizuirii. Referiți-vă la rânduri prin „Capitol + Situație clinică”, nu prin număr.</w:t>
       </w:r>
     </w:p>
     <w:p>
@@ -125,12 +125,12 @@
         <w:rPr>
           <w:color w:val="1C5D8C"/>
         </w:rPr>
-        <w:t>Un rând = un singur „acasă” (fără trimiteri încrucișate)</w:t>
+        <w:t>Un rând = un singur „acasă”</w:t>
       </w:r>
     </w:p>
     <w:p>
       <w:r>
-        <w:t>Fiecare situație clinică apare într-un singur capitol/subcapitol, ales după o ierarhie fixă (context special — pediatric, traumă, oncologic, intervențional — înaintea anatomiei). Nu mai există trimiteri de tipul „vezi și capitolul X” în date.</w:t>
+        <w:t>Fiecare situație clinică apare într-un singur capitol/subcapitol; fără trimiteri încrucișate de tipul „vezi și capitolul X”.</w:t>
       </w:r>
     </w:p>
     <w:p>
@@ -146,7 +146,7 @@
     </w:p>
     <w:p>
       <w:r>
-        <w:t>Ordinea investigațiilor în cadrul unei situații clinice este intenționată (reflectă prioritatea clinică) și nu a fost reordonată. Situațiile clinice din cadrul unui subcapitol au fost, unde a fost cazul, reordonate după fluxul clinic (urgență/acut → cronic → screening), nu alfabetic.</w:t>
+        <w:t>Ordinea investigațiilor într-o situație e intenționată, neschimbată. Situațiile clinice sunt ordonate după flux clinic (acut → cronic → screening), nu alfabetic.</w:t>
       </w:r>
     </w:p>
     <w:sectPr>

--- a/pentru-editori/00-comun/Decizii-structurale-comune.docx
+++ b/pentru-editori/00-comun/Decizii-structurale-comune.docx
@@ -18,7 +18,23 @@
         <w:rPr>
           <w:i/>
         </w:rPr>
-        <w:t>Decizii organizatorice comune tuturor capitolelor. Doar de citit.</w:t>
+        <w:t>Prima revizuire a ghidului de la aprobarea din 2021. Runda aceasta: curățare structurală, deduplicare și completarea golurilor de conținut — nu o rescriere clinică. Decizii organizatorice comune tuturor capitolelor, de citit înainte de pachetul dvs. de capitol.</w:t>
+      </w:r>
+    </w:p>
+    <w:p>
+      <w:pPr>
+        <w:pStyle w:val="Heading2"/>
+      </w:pPr>
+      <w:r>
+        <w:rPr>
+          <w:color w:val="1C5D8C"/>
+        </w:rPr>
+        <w:t>Ierarhia capitolelor — de ce a plecat conținut din capitolul dvs.</w:t>
+      </w:r>
+    </w:p>
+    <w:p>
+      <w:r>
+        <w:t>Un rând stă într-un singur capitol, ales după context, în această ordine: (1) pacient pediatric → Pediatrie; (2) procedură intervențională → Radiologie intervențională; (3) malignitate cunoscută/suspectată → Cancer; (4) traumă acută → Traumatisme; (5) altfel → capitolul anatomic. De asta conținutul pediatric, oncologic, traumatic sau intervențional din capitolul dvs. anatomic s-a mutat — nu a fost șters.</w:t>
       </w:r>
     </w:p>
     <w:p>
@@ -141,12 +157,28 @@
         <w:rPr>
           <w:color w:val="1C5D8C"/>
         </w:rPr>
-        <w:t>Ordinea examenelor și a situațiilor clinice</w:t>
+        <w:t>Ce nu s-a schimbat</w:t>
       </w:r>
     </w:p>
     <w:p>
       <w:r>
-        <w:t>Ordinea investigațiilor într-o situație e intenționată, neschimbată. Situațiile clinice sunt ordonate după flux clinic (acut → cronic → screening), nu alfabetic.</w:t>
+        <w:t>Gradele de indicație, dozele și ordinea examenelor în cadrul unei situații nu au fost modificate unilateral. Unde ceva pare greșit, e semnalat ca discuție deschisă în pachetul de capitol — nu corectat de noi.</w:t>
+      </w:r>
+    </w:p>
+    <w:p>
+      <w:pPr>
+        <w:pStyle w:val="Heading2"/>
+      </w:pPr>
+      <w:r>
+        <w:rPr>
+          <w:color w:val="1C5D8C"/>
+        </w:rPr>
+        <w:t>Ordinea situațiilor clinice</w:t>
+      </w:r>
+    </w:p>
+    <w:p>
+      <w:r>
+        <w:t>Situațiile clinice dintr-un subcapitol sunt ordonate după flux clinic (acut → cronic → screening), nu alfabetic.</w:t>
       </w:r>
     </w:p>
     <w:sectPr>

--- a/pentru-editori/00-comun/Decizii-structurale-comune.docx
+++ b/pentru-editori/00-comun/Decizii-structurale-comune.docx
@@ -18,7 +18,7 @@
         <w:rPr>
           <w:i/>
         </w:rPr>
-        <w:t>Prima revizuire a ghidului de la aprobarea din 2021. Runda aceasta: curățare structurală, deduplicare și completarea golurilor de conținut — nu o rescriere clinică. Decizii organizatorice comune tuturor capitolelor, de citit înainte de pachetul dvs. de capitol.</w:t>
+        <w:t>Revizie a ghidului aprobat în 2021: curățare structurală, deduplicare, completarea golurilor de conținut. Decizii comune tuturor capitolelor — de citit înainte de pachetul dvs. de capitol.</w:t>
       </w:r>
     </w:p>
     <w:p>
@@ -34,7 +34,7 @@
     </w:p>
     <w:p>
       <w:r>
-        <w:t>Un rând stă într-un singur capitol, ales după context, în această ordine: (1) pacient pediatric → Pediatrie; (2) procedură intervențională → Radiologie intervențională; (3) malignitate cunoscută/suspectată → Cancer; (4) traumă acută → Traumatisme; (5) altfel → capitolul anatomic. De asta conținutul pediatric, oncologic, traumatic sau intervențional din capitolul dvs. anatomic s-a mutat — nu a fost șters.</w:t>
+        <w:t>O situație clinică stă într-un singur capitol. Logica: ghidul urmează cum gândește clinicianul — sau rezidentul/studentul, cui i se adresează ghidul — în fața unui caz: mai întâi contextul, apoi anatomia. Ordinea: (1) pacient pediatric → Pediatrie; (2) procedură intervențională → Radiologie intervențională; (3) malignitate cunoscută/suspectată → Cancer; (4) traumă acută → Traumatisme; (5) altfel → capitolul anatomic. De asta conținutul pediatric, oncologic, traumatic sau intervențional din capitolul dvs. anatomic s-a mutat — nu a fost șters. Senologia, ca și pediatria, e considerată separat: tot ce ține de sân (inclusiv intervențional și cancer de sân) rămâne în capitolul „Sân”, indiferent de regulile de mai sus.</w:t>
       </w:r>
     </w:p>
     <w:p>
@@ -61,44 +61,12 @@
         <w:rPr>
           <w:color w:val="1C5D8C"/>
         </w:rPr>
-        <w:t>Excepție — senologie</w:t>
-      </w:r>
-    </w:p>
-    <w:p>
-      <w:r>
-        <w:t>Intervenționalul mamar (biopsie percutanată, biopsie ganglionară axilară, localizare preoperatorie, drenaj de abces) rămâne în capitolul „Sân”.</w:t>
-      </w:r>
-    </w:p>
-    <w:p>
-      <w:pPr>
-        <w:pStyle w:val="Heading2"/>
-      </w:pPr>
-      <w:r>
-        <w:rPr>
-          <w:color w:val="1C5D8C"/>
-        </w:rPr>
         <w:t>Excepție — ERCP</w:t>
       </w:r>
     </w:p>
     <w:p>
       <w:r>
         <w:t>ERCP rămâne în capitolul de origine, marcat „Terapeutic = Da”.</w:t>
-      </w:r>
-    </w:p>
-    <w:p>
-      <w:pPr>
-        <w:pStyle w:val="Heading2"/>
-      </w:pPr>
-      <w:r>
-        <w:rPr>
-          <w:color w:val="1C5D8C"/>
-        </w:rPr>
-        <w:t>Cancerul de sân rămâne în „Sân”</w:t>
-      </w:r>
-    </w:p>
-    <w:p>
-      <w:r>
-        <w:t>Nu e mutat la capitolul „Cancer” — rămâne în „Sân”, subcapitolul „Cancer de sân”.</w:t>
       </w:r>
     </w:p>
     <w:p>
@@ -130,7 +98,7 @@
     </w:p>
     <w:p>
       <w:r>
-        <w:t>Identificator secvențial de rând, renumerotat pe parcursul revizuirii. Referiți-vă la rânduri prin „Capitol + Situație clinică”, nu prin număr.</w:t>
+        <w:t>Identificator secvențial, renumerotat pe parcursul revizuirii. Referiți-vă la situații prin „Capitol + Situație clinică”, nu prin număr.</w:t>
       </w:r>
     </w:p>
     <w:p>
@@ -141,7 +109,7 @@
         <w:rPr>
           <w:color w:val="1C5D8C"/>
         </w:rPr>
-        <w:t>Un rând = un singur „acasă”</w:t>
+        <w:t>O situație clinică = un singur „acasă”</w:t>
       </w:r>
     </w:p>
     <w:p>
@@ -162,7 +130,7 @@
     </w:p>
     <w:p>
       <w:r>
-        <w:t>Gradele de indicație, dozele și ordinea examenelor în cadrul unei situații nu au fost modificate unilateral. Unde ceva pare greșit, e semnalat ca discuție deschisă în pachetul de capitol — nu corectat de noi.</w:t>
+        <w:t>Gradele de indicație, dozele și ordinea examenelor în cadrul unei situații nu au fost modificate unilateral. Unde ceva pare greșit, e semnalat ca discuție deschisă în pachetul de capitol.</w:t>
       </w:r>
     </w:p>
     <w:p>
@@ -179,6 +147,14 @@
     <w:p>
       <w:r>
         <w:t>Situațiile clinice dintr-un subcapitol sunt ordonate după flux clinic (acut → cronic → screening), nu alfabetic.</w:t>
+      </w:r>
+    </w:p>
+    <w:p>
+      <w:r>
+        <w:rPr>
+          <w:i/>
+        </w:rPr>
+        <w:t>Orice altă propunere de schimbare este binevenită și va fi discutată.</w:t>
       </w:r>
     </w:p>
     <w:sectPr>

--- a/pentru-editori/00-comun/Decizii-structurale-comune.docx
+++ b/pentru-editori/00-comun/Decizii-structurale-comune.docx
@@ -147,6 +147,59 @@
     <w:p>
       <w:r>
         <w:t>Situațiile clinice dintr-un subcapitol sunt ordonate după flux clinic (acut → cronic → screening), nu alfabetic.</w:t>
+      </w:r>
+    </w:p>
+    <w:p>
+      <w:pPr>
+        <w:pStyle w:val="Heading2"/>
+      </w:pPr>
+      <w:r>
+        <w:rPr>
+          <w:color w:val="1C5D8C"/>
+        </w:rPr>
+        <w:t>Întrebare de board (după acest review) — structura de capitole</w:t>
+      </w:r>
+    </w:p>
+    <w:p>
+      <w:r>
+        <w:t>Structura actuală (context întâi, apoi anatomie) rămâne. Punem însă pe masă, pentru o discuție separată de board după acest review, dacă merită reparate câteva fragmentări transversale. Nu afectează pachetul de față.</w:t>
+      </w:r>
+    </w:p>
+    <w:p>
+      <w:pPr>
+        <w:pStyle w:val="ListBullet"/>
+      </w:pPr>
+      <w:r>
+        <w:t>Axul neuro e tăiat între „Cap › Neuro” și „Coloană vertebrală” — encefalul, separat de măduvă și coloană.</w:t>
+      </w:r>
+    </w:p>
+    <w:p>
+      <w:pPr>
+        <w:pStyle w:val="ListBullet"/>
+      </w:pPr>
+      <w:r>
+        <w:t>Sfera ORL e tăiată între „Cap › ORL” și „Gât (părți moi)”.</w:t>
+      </w:r>
+    </w:p>
+    <w:p>
+      <w:pPr>
+        <w:pStyle w:val="ListBullet"/>
+      </w:pPr>
+      <w:r>
+        <w:t>Patologia vasculară e împrăștiată (cord la Cardiovascular, carotidă la Neuro, periferic la Radiologie intervențională).</w:t>
+      </w:r>
+    </w:p>
+    <w:p>
+      <w:pPr>
+        <w:pStyle w:val="ListBullet"/>
+      </w:pPr>
+      <w:r>
+        <w:t>Patologia endocrină e împrăștiată (tiroidă la Gât, suprarenale la Uro-genital, hipofiză la Cap).</w:t>
+      </w:r>
+    </w:p>
+    <w:p>
+      <w:r>
+        <w:t>Direcția propusă, de detaliat la board: un capitol „Sistem nervos” (encefal + măduvă + coloană vertebrală) și un capitol „Cap și gât” (ORL + tiroidă + mase cervicale). Nimic din toate acestea nu se decide acum.</w:t>
       </w:r>
     </w:p>
     <w:p>
